--- a/atelier/atelier_074.docx
+++ b/atelier/atelier_074.docx
@@ -288,7 +288,7 @@
           </w:tcPr>
           <w:p>
             <w:r>
-              <w:t xml:space="preserve">La squad (Dev + Ops), écran partagé, .gitlab-ci.yml et pipelines récents ouverts</w:t>
+              <w:t xml:space="preserve">La squad (Dev + Ops), écran partagé,.gitlab-ci.yml et pipelines récents ouverts</w:t>
             </w:r>
           </w:p>
         </w:tc>
@@ -441,7 +441,7 @@
           </w:tcPr>
           <w:p>
             <w:r>
-              <w:t xml:space="preserve">Anatomie du pipeline faite (#73), goulot identifié</w:t>
+              <w:t xml:space="preserve">Anatomie du pipeline faite, goulot identifié</w:t>
             </w:r>
           </w:p>
         </w:tc>
@@ -460,7 +460,7 @@
         <w:spacing w:after="120"/>
       </w:pPr>
       <w:r>
-        <w:t xml:space="preserve">Le diagnostic du #73 a très probablement montré une chose : une part énorme du temps de pipeline part dans la réinstallation des dépendances à chaque exécution. À chaque run, le pipeline retélécharge et réinstalle node_modules, le .m2 Maven, les paquets pip — des dépendances qui, la plupart du temps, n’ont pas changé d’un commit à l’autre. C’est du temps pur perdu, répété à chaque commit, plusieurs fois par jour. Le sujet de cet atelier est de récupérer ce temps avec le levier au meilleur ratio gain/effort qui existe sur un pipeline lent : le cache de dépendances. On configure GitLab pour conserver les dépendances entre les exécutions et ne les réinstaller que lorsqu’elles changent réellement. C’est souvent 5 à 10 minutes gagnées immédiatement, pour quelques lignes de configuration. On commence par là parce que c’est le gain le plus rapide et le plus sûr.</w:t>
+        <w:t xml:space="preserve">Le diagnostic du anatomie de notre pipeline a très probablement montré une chose : une part énorme du temps de pipeline part dans la réinstallation des dépendances à chaque exécution. À chaque run, le pipeline retélécharge et réinstalle node_modules, le.m2 Maven, les paquets pip — des dépendances qui, la plupart du temps, n’ont pas changé d’un commit à l’autre. C’est du temps pur perdu, répété à chaque commit, plusieurs fois par jour. Le sujet de cet atelier est de récupérer ce temps avec le levier au meilleur ratio gain/effort qui existe sur un pipeline lent : le cache de dépendances. On configure GitLab pour conserver les dépendances entre les exécutions et ne les réinstaller que lorsqu’elles changent réellement. C’est souvent 5 à 10 minutes gagnées immédiatement, pour quelques lignes de configuration. On commence par là parce que c’est le gain le plus rapide et le plus sûr.</w:t>
       </w:r>
     </w:p>
     <w:p>
@@ -494,20 +494,20 @@
         <w:spacing w:after="80"/>
       </w:pPr>
       <w:r>
-        <w:t xml:space="preserve">C’est le meilleur ratio gain/effort du pipeline : quelques lignes dans le .gitlab-ci.yml contre 5 à 10 minutes récupérées à chaque run. Aucune autre optimisation n’offre ce rapport. C’est pour ça qu’on commence par là : gain maximal, risque minimal, effort minimal — le premier pas qui redonne confiance et motive la suite.</w:t>
-      </w:r>
-    </w:p>
-    <w:p>
-      <w:pPr>
-        <w:pStyle w:val="ListParagraph"/>
-        <w:numPr>
-          <w:ilvl w:val="0"/>
-          <w:numId w:val="2"/>
-        </w:numPr>
-        <w:spacing w:after="80"/>
-      </w:pPr>
-      <w:r>
-        <w:t xml:space="preserve">Le gain est immédiat et mesurable : contrairement à des optimisations qui demandent du recul, l’effet du cache se voit dès le run suivant. On configure, on relance, on compare à la baseline du #73 — le progrès est visible en séance, chiffré, indiscutable. C’est exactement ce qui transforme « on devrait optimiser un jour » en « on vient de gagner 8 minutes ».</w:t>
+        <w:t xml:space="preserve">C’est le meilleur ratio gain/effort du pipeline : quelques lignes dans le.gitlab-ci.yml contre 5 à 10 minutes récupérées à chaque run. Aucune autre optimisation n’offre ce rapport. C’est pour ça qu’on commence par là : gain maximal, risque minimal, effort minimal — le premier pas qui redonne confiance et motive la suite.</w:t>
+      </w:r>
+    </w:p>
+    <w:p>
+      <w:pPr>
+        <w:pStyle w:val="ListParagraph"/>
+        <w:numPr>
+          <w:ilvl w:val="0"/>
+          <w:numId w:val="2"/>
+        </w:numPr>
+        <w:spacing w:after="80"/>
+      </w:pPr>
+      <w:r>
+        <w:t xml:space="preserve">Le gain est immédiat et mesurable : contrairement à des optimisations qui demandent du recul, l’effet du cache se voit dès le run suivant. On configure, on relance, on compare à la baseline du anatomie de notre pipeline — le progrès est visible en séance, chiffré, indiscutable. C’est exactement ce qui transforme « on devrait optimiser un jour » en « on vient de gagner 8 minutes ».</w:t>
       </w:r>
     </w:p>
     <w:p>
@@ -541,7 +541,7 @@
         <w:spacing w:after="80"/>
       </w:pPr>
       <w:r>
-        <w:t xml:space="preserve">Cacher le bon répertoire selon l’écosystème : chaque techno a son dossier de dépendances — node_modules (ou le cache npm/yarn), le .m2/repository pour Maven, le cache pip/.venv pour Python. On identifie celui du projet et on le déclare en cache. C’est l’essentiel du gain.</w:t>
+        <w:t xml:space="preserve">Cacher le bon répertoire selon l’écosystème : chaque techno a son dossier de dépendances — node_modules (ou le cache npm/yarn), le.m2/repository pour Maven, le cache pip/.venv pour Python. On identifie celui du projet et on le déclare en cache. C’est l’essentiel du gain.</w:t>
       </w:r>
     </w:p>
     <w:p>
@@ -587,7 +587,7 @@
         <w:spacing w:after="80"/>
       </w:pPr>
       <w:r>
-        <w:t xml:space="preserve">Mesurer le gain contre la baseline du #73 : relancer le pipeline après configuration et comparer à la durée notée au diagnostic. Le but n’est pas seulement de gagner du temps mais de le PROUVER — c’est la baseline qui transforme le ressenti « ça va plus vite » en donnée « on est passé de 31 à 23 minutes ».</w:t>
+        <w:t xml:space="preserve">Mesurer le gain contre la baseline du anatomie de notre pipeline : relancer le pipeline après configuration et comparer à la durée notée au diagnostic. Le but n’est pas seulement de gagner du temps mais de le PROUVER — c’est la baseline qui transforme le ressenti « ça va plus vite » en donnée « on est passé de 31 à 23 minutes ».</w:t>
       </w:r>
     </w:p>
     <w:p>
@@ -688,27 +688,27 @@
                 <w:sz w:val="18"/>
                 <w:szCs w:val="18"/>
               </w:rPr>
-              <w:t xml:space="preserve">  key:</w:t>
-            </w:r>
-          </w:p>
-          <w:p>
-            <w:r>
-              <w:rPr>
-                <w:rFonts w:ascii="Consolas" w:cs="Consolas" w:eastAsia="Consolas" w:hAnsi="Consolas"/>
-                <w:sz w:val="18"/>
-                <w:szCs w:val="18"/>
-              </w:rPr>
-              <w:t xml:space="preserve">    files: [package-lock.json]   # clé = hash du lock</w:t>
-            </w:r>
-          </w:p>
-          <w:p>
-            <w:r>
-              <w:rPr>
-                <w:rFonts w:ascii="Consolas" w:cs="Consolas" w:eastAsia="Consolas" w:hAnsi="Consolas"/>
-                <w:sz w:val="18"/>
-                <w:szCs w:val="18"/>
-              </w:rPr>
-              <w:t xml:space="preserve">  paths: [.npm/, node_modules/]</w:t>
+              <w:t xml:space="preserve"> key:</w:t>
+            </w:r>
+          </w:p>
+          <w:p>
+            <w:r>
+              <w:rPr>
+                <w:rFonts w:ascii="Consolas" w:cs="Consolas" w:eastAsia="Consolas" w:hAnsi="Consolas"/>
+                <w:sz w:val="18"/>
+                <w:szCs w:val="18"/>
+              </w:rPr>
+              <w:t xml:space="preserve"> files: [package-lock.json] # clé = hash du lock</w:t>
+            </w:r>
+          </w:p>
+          <w:p>
+            <w:r>
+              <w:rPr>
+                <w:rFonts w:ascii="Consolas" w:cs="Consolas" w:eastAsia="Consolas" w:hAnsi="Consolas"/>
+                <w:sz w:val="18"/>
+                <w:szCs w:val="18"/>
+              </w:rPr>
+              <w:t xml:space="preserve"> paths: [.npm/, node_modules/]</w:t>
             </w:r>
           </w:p>
           <w:p>
@@ -728,17 +728,17 @@
                 <w:sz w:val="18"/>
                 <w:szCs w:val="18"/>
               </w:rPr>
-              <w:t xml:space="preserve">  script:</w:t>
-            </w:r>
-          </w:p>
-          <w:p>
-            <w:r>
-              <w:rPr>
-                <w:rFonts w:ascii="Consolas" w:cs="Consolas" w:eastAsia="Consolas" w:hAnsi="Consolas"/>
-                <w:sz w:val="18"/>
-                <w:szCs w:val="18"/>
-              </w:rPr>
-              <w:t xml:space="preserve">    - npm ci --cache .npm --prefer-offline</w:t>
+              <w:t xml:space="preserve"> script:</w:t>
+            </w:r>
+          </w:p>
+          <w:p>
+            <w:r>
+              <w:rPr>
+                <w:rFonts w:ascii="Consolas" w:cs="Consolas" w:eastAsia="Consolas" w:hAnsi="Consolas"/>
+                <w:sz w:val="18"/>
+                <w:szCs w:val="18"/>
+              </w:rPr>
+              <w:t xml:space="preserve"> - npm ci --cache.npm --prefer-offline</w:t>
             </w:r>
           </w:p>
           <w:p>
@@ -778,17 +778,17 @@
                 <w:sz w:val="18"/>
                 <w:szCs w:val="18"/>
               </w:rPr>
-              <w:t xml:space="preserve">  key: { files: [pom.xml] }</w:t>
-            </w:r>
-          </w:p>
-          <w:p>
-            <w:r>
-              <w:rPr>
-                <w:rFonts w:ascii="Consolas" w:cs="Consolas" w:eastAsia="Consolas" w:hAnsi="Consolas"/>
-                <w:sz w:val="18"/>
-                <w:szCs w:val="18"/>
-              </w:rPr>
-              <w:t xml:space="preserve">  paths: [.m2/repository/]</w:t>
+              <w:t xml:space="preserve"> key: { files: [pom.xml] }</w:t>
+            </w:r>
+          </w:p>
+          <w:p>
+            <w:r>
+              <w:rPr>
+                <w:rFonts w:ascii="Consolas" w:cs="Consolas" w:eastAsia="Consolas" w:hAnsi="Consolas"/>
+                <w:sz w:val="18"/>
+                <w:szCs w:val="18"/>
+              </w:rPr>
+              <w:t xml:space="preserve"> paths: [.m2/repository/]</w:t>
             </w:r>
           </w:p>
           <w:p>
@@ -808,7 +808,7 @@
                 <w:sz w:val="18"/>
                 <w:szCs w:val="18"/>
               </w:rPr>
-              <w:t xml:space="preserve">  MAVEN_OPTS: "-Dmaven.repo.local=.m2/repository"</w:t>
+              <w:t xml:space="preserve"> MAVEN_OPTS: "-Dmaven.repo.local=.m2/repository"</w:t>
             </w:r>
           </w:p>
           <w:p>
@@ -848,17 +848,17 @@
                 <w:sz w:val="18"/>
                 <w:szCs w:val="18"/>
               </w:rPr>
-              <w:t xml:space="preserve">  key: { files: [requirements.txt] }</w:t>
-            </w:r>
-          </w:p>
-          <w:p>
-            <w:r>
-              <w:rPr>
-                <w:rFonts w:ascii="Consolas" w:cs="Consolas" w:eastAsia="Consolas" w:hAnsi="Consolas"/>
-                <w:sz w:val="18"/>
-                <w:szCs w:val="18"/>
-              </w:rPr>
-              <w:t xml:space="preserve">  paths: [.cache/pip/, .venv/]</w:t>
+              <w:t xml:space="preserve"> key: { files: [requirements.txt] }</w:t>
+            </w:r>
+          </w:p>
+          <w:p>
+            <w:r>
+              <w:rPr>
+                <w:rFonts w:ascii="Consolas" w:cs="Consolas" w:eastAsia="Consolas" w:hAnsi="Consolas"/>
+                <w:sz w:val="18"/>
+                <w:szCs w:val="18"/>
+              </w:rPr>
+              <w:t xml:space="preserve"> paths: [.cache/pip/,.venv/]</w:t>
             </w:r>
           </w:p>
           <w:p>
@@ -907,7 +907,7 @@
         <w:spacing w:after="120"/>
       </w:pPr>
       <w:r>
-        <w:t xml:space="preserve">À la sortie, le pipeline de la squad met en cache ses dépendances : elles ne sont plus réinstallées à chaque run mais réutilisées tant qu’elles n’ont pas changé, avec une clé liée au fichier de lock qui garantit la fraîcheur. Le gain a été mesuré en séance contre la baseline du #73 — concrètement, 5 à 10 minutes récupérées sur la durée totale, prouvées et non ressenties. Pour quelques lignes de configuration, la squad a fait son premier pas d’optimisation, le plus rentable, et a vu le résultat tout de suite. La métrique Durée pipeline a baissé d’un coup.</w:t>
+        <w:t xml:space="preserve">À la sortie, le pipeline de la squad met en cache ses dépendances : elles ne sont plus réinstallées à chaque run mais réutilisées tant qu’elles n’ont pas changé, avec une clé liée au fichier de lock qui garantit la fraîcheur. Le gain a été mesuré en séance contre la baseline du anatomie de notre pipeline — concrètement, 5 à 10 minutes récupérées sur la durée totale, prouvées et non ressenties. Pour quelques lignes de configuration, la squad a fait son premier pas d’optimisation, le plus rentable, et a vu le résultat tout de suite. La métrique Durée pipeline a baissé d’un coup.</w:t>
       </w:r>
     </w:p>
     <w:p>
@@ -927,20 +927,20 @@
           <w:b w:val="false"/>
           <w:bCs w:val="false"/>
         </w:rPr>
-        <w:t xml:space="preserve">Template recommandé : Avant / Après cache (l’essentiel est en hands-on sur le .gitlab-ci.yml).</w:t>
-      </w:r>
-    </w:p>
-    <w:p>
-      <w:pPr>
-        <w:pStyle w:val="ListParagraph"/>
-        <w:numPr>
-          <w:ilvl w:val="0"/>
-          <w:numId w:val="2"/>
-        </w:numPr>
-        <w:spacing w:after="80"/>
-      </w:pPr>
-      <w:r>
-        <w:t xml:space="preserve">Zone « Avant » — la durée du pipeline issue de la baseline du #73, et le temps passé en (ré)installation des dépendances.</w:t>
+        <w:t xml:space="preserve">Template recommandé : Avant / Après cache (l’essentiel est en hands-on sur le.gitlab-ci.yml).</w:t>
+      </w:r>
+    </w:p>
+    <w:p>
+      <w:pPr>
+        <w:pStyle w:val="ListParagraph"/>
+        <w:numPr>
+          <w:ilvl w:val="0"/>
+          <w:numId w:val="2"/>
+        </w:numPr>
+        <w:spacing w:after="80"/>
+      </w:pPr>
+      <w:r>
+        <w:t xml:space="preserve">Zone « Avant » — la durée du pipeline issue de la baseline du anatomie de notre pipeline, et le temps passé en (ré)installation des dépendances.</w:t>
       </w:r>
     </w:p>
     <w:p>
@@ -1007,7 +1007,7 @@
         <w:t xml:space="preserve">(5 min) Cadrage</w:t>
       </w:r>
       <w:r>
-        <w:t xml:space="preserve"> — l’animateur relie au #73 : on a identifié que les dépendances sont réinstallées pour rien ; aujourd’hui on récupère ce temps, c’est le gain le plus rapide.</w:t>
+        <w:t xml:space="preserve"> — l’animateur relie au anatomie de notre pipeline : on a identifié que les dépendances sont réinstallées pour rien ; aujourd’hui on récupère ce temps, c’est le gain le plus rapide.</w:t>
       </w:r>
     </w:p>
     <w:p>
@@ -1047,7 +1047,7 @@
         <w:t xml:space="preserve">(10 min) Configurer le cache</w:t>
       </w:r>
       <w:r>
-        <w:t xml:space="preserve"> — écrire le bloc cache dans le .gitlab-ci.yml, avec une clé liée au fichier de lock pour garantir la fraîcheur.</w:t>
+        <w:t xml:space="preserve"> — écrire le bloc cache dans le.gitlab-ci.yml, avec une clé liée au fichier de lock pour garantir la fraîcheur.</w:t>
       </w:r>
     </w:p>
     <w:p>
@@ -1067,7 +1067,7 @@
         <w:t xml:space="preserve">(10 min) Relancer et mesurer</w:t>
       </w:r>
       <w:r>
-        <w:t xml:space="preserve"> — pousser, relancer le pipeline, et comparer la durée au point de départ du #73. On chiffre le gain.</w:t>
+        <w:t xml:space="preserve"> — pousser, relancer le pipeline, et comparer la durée au point de départ du anatomie de notre pipeline. On chiffre le gain.</w:t>
       </w:r>
     </w:p>
     <w:p>
@@ -1128,20 +1128,20 @@
         <w:spacing w:after="80"/>
       </w:pPr>
       <w:r>
-        <w:t xml:space="preserve">Le cache de dépendances configuré dans le .gitlab-ci.yml, avec une clé liée au fichier de lock.</w:t>
-      </w:r>
-    </w:p>
-    <w:p>
-      <w:pPr>
-        <w:pStyle w:val="ListParagraph"/>
-        <w:numPr>
-          <w:ilvl w:val="0"/>
-          <w:numId w:val="2"/>
-        </w:numPr>
-        <w:spacing w:after="80"/>
-      </w:pPr>
-      <w:r>
-        <w:t xml:space="preserve">La durée du pipeline avant / après, mesurée contre la baseline du #73, avec le gain chiffré.</w:t>
+        <w:t xml:space="preserve">Le cache de dépendances configuré dans le.gitlab-ci.yml, avec une clé liée au fichier de lock.</w:t>
+      </w:r>
+    </w:p>
+    <w:p>
+      <w:pPr>
+        <w:pStyle w:val="ListParagraph"/>
+        <w:numPr>
+          <w:ilvl w:val="0"/>
+          <w:numId w:val="2"/>
+        </w:numPr>
+        <w:spacing w:after="80"/>
+      </w:pPr>
+      <w:r>
+        <w:t xml:space="preserve">La durée du pipeline avant / après, mesurée contre la baseline du anatomie de notre pipeline, avec le gain chiffré.</w:t>
       </w:r>
     </w:p>
     <w:p>
@@ -1215,7 +1215,7 @@
         <w:spacing w:after="120"/>
       </w:pPr>
       <w:r>
-        <w:t xml:space="preserve">Le pipeline de la squad cache désormais ses dépendances avec une clé liée au lock : plus de réinstallation inutile, des dépendances toujours fraîches, et 5 à 10 minutes récupérées — gain prouvé en séance contre la baseline du #73, pas seulement ressenti. Pour un effort minimal, la squad a obtenu son premier résultat d’optimisation, le plus rentable, et a vu la durée baisser tout de suite. La distinction cache / artefacts est posée pour la suite. La question D05 progresse concrètement : le premier temps facile est récupéré, et la dynamique d’optimisation est lancée sur des bases mesurées.</w:t>
+        <w:t xml:space="preserve">Le pipeline de la squad cache désormais ses dépendances avec une clé liée au lock : plus de réinstallation inutile, des dépendances toujours fraîches, et 5 à 10 minutes récupérées — gain prouvé en séance contre la baseline du anatomie de notre pipeline, pas seulement ressenti. Pour un effort minimal, la squad a obtenu son premier résultat d’optimisation, le plus rentable, et a vu la durée baisser tout de suite. La distinction cache / artefacts est posée pour la suite. La question D05 progresse concrètement : le premier temps facile est récupéré, et la dynamique d’optimisation est lancée sur des bases mesurées.</w:t>
       </w:r>
     </w:p>
     <w:sectPr>
